--- a/Reactivos_por_Dimension/20_Egoismo.docx
+++ b/Reactivos_por_Dimension/20_Egoismo.docx
@@ -77,7 +77,7 @@
         <w:spacing w:after="150" w:before="300"/>
       </w:pPr>
       <w:r>
-        <w:t xml:space="preserve">Reactivos de la dimensión 20. Egoísmo (3 reactivos)</w:t>
+        <w:t xml:space="preserve">Reactivos de la dimensión 20. Egoísmo (10 reactivos)</w:t>
       </w:r>
     </w:p>
     <w:p>
@@ -86,7 +86,7 @@
         <w:spacing w:after="100" w:before="200"/>
       </w:pPr>
       <w:r>
-        <w:t xml:space="preserve">R070 — Priorización sistemática del interés propio</w:t>
+        <w:t xml:space="preserve">R191 — Opinión/Actitud — indicador 1 (Priorización sistemática del interés propio sobre el bienestar colecti…)</w:t>
       </w:r>
     </w:p>
     <w:p>
@@ -131,7 +131,7 @@
         <w:t xml:space="preserve">Pregunta completa (variante base): </w:t>
       </w:r>
       <w:r>
-        <w:t xml:space="preserve">¿Qué tan de acuerdo estás con la siguiente idea: 'En la práctica, cada uno debe mirar primero por sí mismo; el bienestar del grupo es secundario'?</w:t>
+        <w:t xml:space="preserve">¿Qué tan de acuerdo estás con la siguiente idea: "En la práctica, cada uno debe mirar primero por sí mismo; el bienestar del grupo es secundario"?</w:t>
       </w:r>
     </w:p>
     <w:p>
@@ -152,34 +152,43 @@
         <w:ind w:left="200"/>
       </w:pPr>
       <w:r>
-        <w:t xml:space="preserve">Variante 1 (base): ¿Qué tan de acuerdo estás con la siguiente idea: 'En la práctica, cada uno debe mirar primero por sí mismo; el bienestar del grupo es secundario'?</w:t>
-      </w:r>
-    </w:p>
-    <w:p>
-      <w:pPr>
-        <w:spacing w:after="60"/>
-        <w:ind w:left="200"/>
-      </w:pPr>
-      <w:r>
-        <w:t xml:space="preserve">Variante 2: En el último año, ¿cuántas veces le negaste un favor pequeño a un compañero simplemente porque no te traía ningún beneficio a ti?</w:t>
-      </w:r>
-    </w:p>
-    <w:p>
-      <w:pPr>
-        <w:spacing w:after="60"/>
-        <w:ind w:left="200"/>
-      </w:pPr>
-      <w:r>
-        <w:t xml:space="preserve">Variante 3: En el último año, ¿cuántas veces tomaste una decisión que te convenía a ti aunque supieras que le generaba un costo importante a otra persona?</w:t>
-      </w:r>
-    </w:p>
-    <w:p>
-      <w:pPr>
-        <w:spacing w:after="60"/>
-        <w:ind w:left="200"/>
-      </w:pPr>
-      <w:r>
-        <w:t xml:space="preserve">Variante 4: En el último año, ¿cuántas veces evitaste compartir información útil con un compañero porque preferías que solo tú te vieras bien?</w:t>
+        <w:t xml:space="preserve">Variante 1 (base): ¿Qué tan de acuerdo estás con la siguiente idea: "En la práctica, cada uno debe mirar primero por sí mismo; el bienestar del grupo es secundario"?</w:t>
+      </w:r>
+    </w:p>
+    <w:p>
+      <w:pPr>
+        <w:spacing w:after="60"/>
+        <w:ind w:left="200"/>
+      </w:pPr>
+      <w:r>
+        <w:t xml:space="preserve">Variante 2: En términos generales, ¿qué tan de acuerdo o en desacuerdo estás con esta afirmación: "En la práctica, cada uno debe mirar primero por sí mismo; el bienestar del grupo es secundario"?</w:t>
+      </w:r>
+    </w:p>
+    <w:p>
+      <w:pPr>
+        <w:spacing w:after="60"/>
+        <w:ind w:left="200"/>
+      </w:pPr>
+      <w:r>
+        <w:t xml:space="preserve">Variante 3: Lee la siguiente frase e indica tu nivel de acuerdo: "En la práctica, cada uno debe mirar primero por sí mismo; el bienestar del grupo es secundario".</w:t>
+      </w:r>
+    </w:p>
+    <w:p>
+      <w:pPr>
+        <w:spacing w:after="60"/>
+        <w:ind w:left="200"/>
+      </w:pPr>
+      <w:r>
+        <w:t xml:space="preserve">Variante 4: ¿Hasta qué punto compartes esta forma de pensar: "En la práctica, cada uno debe mirar primero por sí mismo; el bienestar del grupo es secundario"?</w:t>
+      </w:r>
+    </w:p>
+    <w:p>
+      <w:pPr>
+        <w:spacing w:after="60"/>
+        <w:ind w:left="200"/>
+      </w:pPr>
+      <w:r>
+        <w:t xml:space="preserve">Variante 5: Marca qué tan de acuerdo estás con la siguiente idea: "En la práctica, cada uno debe mirar primero por sí mismo; el bienestar del grupo es secundario".</w:t>
       </w:r>
     </w:p>
     <w:p>
@@ -254,7 +263,7 @@
         <w:t xml:space="preserve">Reactivos de contraste (par espejo): </w:t>
       </w:r>
       <w:r>
-        <w:t xml:space="preserve">No aplica (las dimensiones Contextuales no tienen par espejo obligatorio, Fase 2 Sección 6).</w:t>
+        <w:t xml:space="preserve">R192 (par espejo 1 de la dimensión)</w:t>
       </w:r>
     </w:p>
     <w:p>
@@ -268,7 +277,7 @@
         <w:spacing w:after="100" w:before="200"/>
       </w:pPr>
       <w:r>
-        <w:t xml:space="preserve">R071 — Baja disposición a cooperar sin beneficio directo</w:t>
+        <w:t xml:space="preserve">R192 — Intención futura — indicador 1 (Priorización sistemática del interés propio sobre el bienestar colecti…)</w:t>
       </w:r>
     </w:p>
     <w:p>
@@ -283,7 +292,7 @@
         <w:t xml:space="preserve">Tipo de reactivo: </w:t>
       </w:r>
       <w:r>
-        <w:t xml:space="preserve">3-Involucramiento pasado</w:t>
+        <w:t xml:space="preserve">6-Intención futura</w:t>
       </w:r>
     </w:p>
     <w:p>
@@ -298,7 +307,7 @@
         <w:t xml:space="preserve">Indicador conductual (Fase 1): </w:t>
       </w:r>
       <w:r>
-        <w:t xml:space="preserve">Baja disposición declarada a la cooperación cuando no existe un beneficio directo.</w:t>
+        <w:t xml:space="preserve">Priorización sistemática del interés propio sobre el bienestar colectivo.</w:t>
       </w:r>
     </w:p>
     <w:p>
@@ -313,7 +322,7 @@
         <w:t xml:space="preserve">Pregunta completa (variante base): </w:t>
       </w:r>
       <w:r>
-        <w:t xml:space="preserve">En el último año, ¿cuántas veces te negaste a ayudar a un compañero con algo que te hubiera costado poco esfuerzo, simplemente porque no te traía ningún beneficio directo?</w:t>
+        <w:t xml:space="preserve">Si tuvieras que elegir entre un beneficio propio y el bienestar del grupo al que perteneces, ¿qué tan de acuerdo estás con que considerarías seriamente el bienestar del grupo, no solo tu beneficio propio?</w:t>
       </w:r>
     </w:p>
     <w:p>
@@ -334,34 +343,43 @@
         <w:ind w:left="200"/>
       </w:pPr>
       <w:r>
-        <w:t xml:space="preserve">Variante 1 (base): En el último año, ¿cuántas veces te negaste a ayudar a un compañero con algo que te hubiera costado poco esfuerzo, simplemente porque no te traía ningún beneficio directo?</w:t>
-      </w:r>
-    </w:p>
-    <w:p>
-      <w:pPr>
-        <w:spacing w:after="60"/>
-        <w:ind w:left="200"/>
-      </w:pPr>
-      <w:r>
-        <w:t xml:space="preserve">Variante 2: ¿Qué tan de acuerdo estás con la siguiente idea: 'Ayudar a otros sin recibir nada a cambio es, en el fondo, una pérdida de tiempo'?</w:t>
-      </w:r>
-    </w:p>
-    <w:p>
-      <w:pPr>
-        <w:spacing w:after="60"/>
-        <w:ind w:left="200"/>
-      </w:pPr>
-      <w:r>
-        <w:t xml:space="preserve">Variante 3: ¿Qué tan de acuerdo estás con la siguiente idea: 'En el trabajo, cada uno debe cuidar primero sus propios resultados, aunque eso signifique no ayudar a los demás'?</w:t>
-      </w:r>
-    </w:p>
-    <w:p>
-      <w:pPr>
-        <w:spacing w:after="60"/>
-        <w:ind w:left="200"/>
-      </w:pPr>
-      <w:r>
-        <w:t xml:space="preserve">Variante 4: ¿Qué tan de acuerdo estás con la siguiente idea: 'Si compartir una idea o información beneficia más a otros que a mí, prefiero guardármela'?</w:t>
+        <w:t xml:space="preserve">Variante 1 (base): Si tuvieras que elegir entre un beneficio propio y el bienestar del grupo al que perteneces, ¿qué tan de acuerdo estás con que considerarías seriamente el bienestar del grupo, no solo tu beneficio propio?</w:t>
+      </w:r>
+    </w:p>
+    <w:p>
+      <w:pPr>
+        <w:spacing w:after="60"/>
+        <w:ind w:left="200"/>
+      </w:pPr>
+      <w:r>
+        <w:t xml:space="preserve">Variante 2: Imagina que tuvieras que elegir entre un beneficio propio y el bienestar del grupo al que perteneces. ¿Qué tan de acuerdo estás con que considerarías seriamente el bienestar del grupo, no solo tu beneficio propio?</w:t>
+      </w:r>
+    </w:p>
+    <w:p>
+      <w:pPr>
+        <w:spacing w:after="60"/>
+        <w:ind w:left="200"/>
+      </w:pPr>
+      <w:r>
+        <w:t xml:space="preserve">Variante 3: Ante esta situación: tuvieras que elegir entre un beneficio propio y el bienestar del grupo al que perteneces, ¿qué tan de acuerdo estás con que considerarías seriamente el bienestar del grupo, no solo tu beneficio propio?</w:t>
+      </w:r>
+    </w:p>
+    <w:p>
+      <w:pPr>
+        <w:spacing w:after="60"/>
+        <w:ind w:left="200"/>
+      </w:pPr>
+      <w:r>
+        <w:t xml:space="preserve">Variante 4: Supón que tuvieras que elegir entre un beneficio propio y el bienestar del grupo al que perteneces. ¿Qué tan de acuerdo estás en que considerarías seriamente el bienestar del grupo, no solo tu beneficio propio?</w:t>
+      </w:r>
+    </w:p>
+    <w:p>
+      <w:pPr>
+        <w:spacing w:after="60"/>
+        <w:ind w:left="200"/>
+      </w:pPr>
+      <w:r>
+        <w:t xml:space="preserve">Variante 5: Tuvieras que elegir entre un beneficio propio y el bienestar del grupo al que perteneces. ¿Qué tan de acuerdo estás con que considerarías seriamente el bienestar del grupo, no solo tu beneficio propio?</w:t>
       </w:r>
     </w:p>
     <w:p>
@@ -376,7 +394,7 @@
         <w:t xml:space="preserve">Opciones de respuesta y valor de cada una: </w:t>
       </w:r>
       <w:r>
-        <w:t xml:space="preserve">Ninguna vez (0) / Una vez (1) / Pocas veces (2) / Varias veces (3) / Muchas veces o de forma habitual (4)</w:t>
+        <w:t xml:space="preserve">Totalmente en desacuerdo (0) / En desacuerdo (1) / Algo de acuerdo (2) / De acuerdo (3) / Totalmente de acuerdo (4)</w:t>
       </w:r>
     </w:p>
     <w:p>
@@ -391,7 +409,7 @@
         <w:t xml:space="preserve">Dirección: </w:t>
       </w:r>
       <w:r>
-        <w:t xml:space="preserve">Directo</w:t>
+        <w:t xml:space="preserve">Inverso</w:t>
       </w:r>
     </w:p>
     <w:p>
@@ -406,7 +424,7 @@
         <w:t xml:space="preserve">Respuesta de menor riesgo: </w:t>
       </w:r>
       <w:r>
-        <w:t xml:space="preserve">Ninguna vez (valor 0)</w:t>
+        <w:t xml:space="preserve">Totalmente de acuerdo (valor 4)</w:t>
       </w:r>
     </w:p>
     <w:p>
@@ -421,7 +439,7 @@
         <w:t xml:space="preserve">Valor psicométrico (cómo se transforma la respuesta cruda): </w:t>
       </w:r>
       <w:r>
-        <w:t xml:space="preserve">Escala 0-4 según el orden de las opciones listado arriba; reactivo directo, sin inversión.</w:t>
+        <w:t xml:space="preserve">Escala 0-4 según el orden de las opciones listado arriba; reactivo inverso: el valor de reactivo se calcula como 4 menos la respuesta cruda.</w:t>
       </w:r>
     </w:p>
     <w:p>
@@ -436,7 +454,7 @@
         <w:t xml:space="preserve">Reactivos de contraste (par espejo): </w:t>
       </w:r>
       <w:r>
-        <w:t xml:space="preserve">No aplica (las dimensiones Contextuales no tienen par espejo obligatorio, Fase 2 Sección 6).</w:t>
+        <w:t xml:space="preserve">R191 (par espejo 1 de la dimensión)</w:t>
       </w:r>
     </w:p>
     <w:p>
@@ -450,7 +468,7 @@
         <w:spacing w:after="100" w:before="200"/>
       </w:pPr>
       <w:r>
-        <w:t xml:space="preserve">R072 — Indiferencia ante el impacto de decisiones propias en otros</w:t>
+        <w:t xml:space="preserve">R193 — Involucramiento pasado — indicador 2 (Baja disposición declarada a la cooperación cuando no existe un benefi…)</w:t>
       </w:r>
     </w:p>
     <w:p>
@@ -465,6 +483,197 @@
         <w:t xml:space="preserve">Tipo de reactivo: </w:t>
       </w:r>
       <w:r>
+        <w:t xml:space="preserve">3-Involucramiento pasado</w:t>
+      </w:r>
+    </w:p>
+    <w:p>
+      <w:pPr>
+        <w:spacing w:after="90"/>
+      </w:pPr>
+      <w:r>
+        <w:rPr>
+          <w:b/>
+          <w:bCs/>
+        </w:rPr>
+        <w:t xml:space="preserve">Indicador conductual (Fase 1): </w:t>
+      </w:r>
+      <w:r>
+        <w:t xml:space="preserve">Baja disposición declarada a la cooperación cuando no existe un beneficio directo.</w:t>
+      </w:r>
+    </w:p>
+    <w:p>
+      <w:pPr>
+        <w:spacing w:after="90"/>
+      </w:pPr>
+      <w:r>
+        <w:rPr>
+          <w:b/>
+          <w:bCs/>
+        </w:rPr>
+        <w:t xml:space="preserve">Pregunta completa (variante base): </w:t>
+      </w:r>
+      <w:r>
+        <w:t xml:space="preserve">En tu último año de actividad laboral, ¿cuántas veces decidiste no ayudar a alguien con algo que te habría costado poco esfuerzo, porque no le viste ningún beneficio directo a hacerlo?</w:t>
+      </w:r>
+    </w:p>
+    <w:p>
+      <w:pPr>
+        <w:spacing w:after="60"/>
+      </w:pPr>
+      <w:r>
+        <w:rPr>
+          <w:b/>
+          <w:bCs/>
+        </w:rPr>
+        <w:t xml:space="preserve">Variantes de redacción (se muestra 1 al azar por aplicación):</w:t>
+      </w:r>
+    </w:p>
+    <w:p>
+      <w:pPr>
+        <w:spacing w:after="60"/>
+        <w:ind w:left="200"/>
+      </w:pPr>
+      <w:r>
+        <w:t xml:space="preserve">Variante 1 (base): En tu último año de actividad laboral, ¿cuántas veces decidiste no ayudar a alguien con algo que te habría costado poco esfuerzo, porque no le viste ningún beneficio directo a hacerlo?</w:t>
+      </w:r>
+    </w:p>
+    <w:p>
+      <w:pPr>
+        <w:spacing w:after="60"/>
+        <w:ind w:left="200"/>
+      </w:pPr>
+      <w:r>
+        <w:t xml:space="preserve">Variante 2: Pensando en los últimos 12 meses, ¿cuántas veces decidiste no ayudar a alguien con algo que te habría costado poco esfuerzo, porque no le viste ningún beneficio directo a hacerlo?</w:t>
+      </w:r>
+    </w:p>
+    <w:p>
+      <w:pPr>
+        <w:spacing w:after="60"/>
+        <w:ind w:left="200"/>
+      </w:pPr>
+      <w:r>
+        <w:t xml:space="preserve">Variante 3: ¿Con qué frecuencia, en tu historial reciente, decidiste no ayudar a alguien con algo que te habría costado poco esfuerzo, porque no le viste ningún beneficio directo a hacerlo?</w:t>
+      </w:r>
+    </w:p>
+    <w:p>
+      <w:pPr>
+        <w:spacing w:after="60"/>
+        <w:ind w:left="200"/>
+      </w:pPr>
+      <w:r>
+        <w:t xml:space="preserve">Variante 4: En el último año, ¿cuántas veces te ha ocurrido que decidiste no ayudar a alguien con algo que te habría costado poco esfuerzo, porque no le viste ningún beneficio directo a hacerlo?</w:t>
+      </w:r>
+    </w:p>
+    <w:p>
+      <w:pPr>
+        <w:spacing w:after="60"/>
+        <w:ind w:left="200"/>
+      </w:pPr>
+      <w:r>
+        <w:t xml:space="preserve">Variante 5: Durante el último año, ¿cuántas veces decidiste no ayudar a alguien con algo que te habría costado poco esfuerzo, porque no le viste ningún beneficio directo a hacerlo?</w:t>
+      </w:r>
+    </w:p>
+    <w:p>
+      <w:pPr>
+        <w:spacing w:after="90"/>
+      </w:pPr>
+      <w:r>
+        <w:rPr>
+          <w:b/>
+          <w:bCs/>
+        </w:rPr>
+        <w:t xml:space="preserve">Opciones de respuesta y valor de cada una: </w:t>
+      </w:r>
+      <w:r>
+        <w:t xml:space="preserve">Ninguna vez (0) / Una vez (1) / Pocas veces (2) / Varias veces (3) / Muchas veces o de forma habitual (4)</w:t>
+      </w:r>
+    </w:p>
+    <w:p>
+      <w:pPr>
+        <w:spacing w:after="90"/>
+      </w:pPr>
+      <w:r>
+        <w:rPr>
+          <w:b/>
+          <w:bCs/>
+        </w:rPr>
+        <w:t xml:space="preserve">Dirección: </w:t>
+      </w:r>
+      <w:r>
+        <w:t xml:space="preserve">Directo</w:t>
+      </w:r>
+    </w:p>
+    <w:p>
+      <w:pPr>
+        <w:spacing w:after="90"/>
+      </w:pPr>
+      <w:r>
+        <w:rPr>
+          <w:b/>
+          <w:bCs/>
+        </w:rPr>
+        <w:t xml:space="preserve">Respuesta de menor riesgo: </w:t>
+      </w:r>
+      <w:r>
+        <w:t xml:space="preserve">Ninguna vez (valor 0)</w:t>
+      </w:r>
+    </w:p>
+    <w:p>
+      <w:pPr>
+        <w:spacing w:after="90"/>
+      </w:pPr>
+      <w:r>
+        <w:rPr>
+          <w:b/>
+          <w:bCs/>
+        </w:rPr>
+        <w:t xml:space="preserve">Valor psicométrico (cómo se transforma la respuesta cruda): </w:t>
+      </w:r>
+      <w:r>
+        <w:t xml:space="preserve">Escala 0-4 según el orden de las opciones listado arriba; reactivo directo, sin inversión.</w:t>
+      </w:r>
+    </w:p>
+    <w:p>
+      <w:pPr>
+        <w:spacing w:after="90"/>
+      </w:pPr>
+      <w:r>
+        <w:rPr>
+          <w:b/>
+          <w:bCs/>
+        </w:rPr>
+        <w:t xml:space="preserve">Reactivos de contraste (par espejo): </w:t>
+      </w:r>
+      <w:r>
+        <w:t xml:space="preserve">R194 (par espejo 2 de la dimensión)</w:t>
+      </w:r>
+    </w:p>
+    <w:p>
+      <w:pPr>
+        <w:spacing w:after="100"/>
+      </w:pPr>
+    </w:p>
+    <w:p>
+      <w:pPr>
+        <w:pStyle w:val="Heading3"/>
+        <w:spacing w:after="100" w:before="200"/>
+      </w:pPr>
+      <w:r>
+        <w:t xml:space="preserve">R194 — Escenario/dilema — indicador 2 (Baja disposición declarada a la cooperación cuando no existe un benefi…)</w:t>
+      </w:r>
+    </w:p>
+    <w:p>
+      <w:pPr>
+        <w:spacing w:after="90"/>
+      </w:pPr>
+      <w:r>
+        <w:rPr>
+          <w:b/>
+          <w:bCs/>
+        </w:rPr>
+        <w:t xml:space="preserve">Tipo de reactivo: </w:t>
+      </w:r>
+      <w:r>
         <w:t xml:space="preserve">4-Escenario/dilema</w:t>
       </w:r>
     </w:p>
@@ -480,6 +689,197 @@
         <w:t xml:space="preserve">Indicador conductual (Fase 1): </w:t>
       </w:r>
       <w:r>
+        <w:t xml:space="preserve">Baja disposición declarada a la cooperación cuando no existe un beneficio directo.</w:t>
+      </w:r>
+    </w:p>
+    <w:p>
+      <w:pPr>
+        <w:spacing w:after="90"/>
+      </w:pPr>
+      <w:r>
+        <w:rPr>
+          <w:b/>
+          <w:bCs/>
+        </w:rPr>
+        <w:t xml:space="preserve">Pregunta completa (variante base): </w:t>
+      </w:r>
+      <w:r>
+        <w:t xml:space="preserve">Imagina que alguien te pide un favor que te costaría poco esfuerzo pero no te trae ningún beneficio directo a ti. ¿Qué tan probable es que te niegues a ayudar por esa razón?</w:t>
+      </w:r>
+    </w:p>
+    <w:p>
+      <w:pPr>
+        <w:spacing w:after="60"/>
+      </w:pPr>
+      <w:r>
+        <w:rPr>
+          <w:b/>
+          <w:bCs/>
+        </w:rPr>
+        <w:t xml:space="preserve">Variantes de redacción (se muestra 1 al azar por aplicación):</w:t>
+      </w:r>
+    </w:p>
+    <w:p>
+      <w:pPr>
+        <w:spacing w:after="60"/>
+        <w:ind w:left="200"/>
+      </w:pPr>
+      <w:r>
+        <w:t xml:space="preserve">Variante 1 (base): Imagina que alguien te pide un favor que te costaría poco esfuerzo pero no te trae ningún beneficio directo a ti. ¿Qué tan probable es que te niegues a ayudar por esa razón?</w:t>
+      </w:r>
+    </w:p>
+    <w:p>
+      <w:pPr>
+        <w:spacing w:after="60"/>
+        <w:ind w:left="200"/>
+      </w:pPr>
+      <w:r>
+        <w:t xml:space="preserve">Variante 2: Supón que alguien te pide un favor que te costaría poco esfuerzo pero no te trae ningún beneficio directo a ti. ¿Qué tan probable es que te niegues a ayudar por esa razón?</w:t>
+      </w:r>
+    </w:p>
+    <w:p>
+      <w:pPr>
+        <w:spacing w:after="60"/>
+        <w:ind w:left="200"/>
+      </w:pPr>
+      <w:r>
+        <w:t xml:space="preserve">Variante 3: Piensa en la siguiente situación: alguien te pide un favor que te costaría poco esfuerzo pero no te trae ningún beneficio directo a ti. ¿Qué tan probable es que te niegues a ayudar por esa razón?</w:t>
+      </w:r>
+    </w:p>
+    <w:p>
+      <w:pPr>
+        <w:spacing w:after="60"/>
+        <w:ind w:left="200"/>
+      </w:pPr>
+      <w:r>
+        <w:t xml:space="preserve">Variante 4: Si te encontraras en esta situación: alguien te pide un favor que te costaría poco esfuerzo pero no te trae ningún beneficio directo a ti, ¿qué tan probable es que te niegues a ayudar por esa razón?</w:t>
+      </w:r>
+    </w:p>
+    <w:p>
+      <w:pPr>
+        <w:spacing w:after="60"/>
+        <w:ind w:left="200"/>
+      </w:pPr>
+      <w:r>
+        <w:t xml:space="preserve">Variante 5: Alguien te pide un favor que te costaría poco esfuerzo pero no te trae ningún beneficio directo a ti. ¿Qué tan probable dirías que es que te niegues a ayudar por esa razón?</w:t>
+      </w:r>
+    </w:p>
+    <w:p>
+      <w:pPr>
+        <w:spacing w:after="90"/>
+      </w:pPr>
+      <w:r>
+        <w:rPr>
+          <w:b/>
+          <w:bCs/>
+        </w:rPr>
+        <w:t xml:space="preserve">Opciones de respuesta y valor de cada una: </w:t>
+      </w:r>
+      <w:r>
+        <w:t xml:space="preserve">Nada probable (0) / Poco probable (1) / Algo probable (2) / Muy probable (3)</w:t>
+      </w:r>
+    </w:p>
+    <w:p>
+      <w:pPr>
+        <w:spacing w:after="90"/>
+      </w:pPr>
+      <w:r>
+        <w:rPr>
+          <w:b/>
+          <w:bCs/>
+        </w:rPr>
+        <w:t xml:space="preserve">Dirección: </w:t>
+      </w:r>
+      <w:r>
+        <w:t xml:space="preserve">Directo</w:t>
+      </w:r>
+    </w:p>
+    <w:p>
+      <w:pPr>
+        <w:spacing w:after="90"/>
+      </w:pPr>
+      <w:r>
+        <w:rPr>
+          <w:b/>
+          <w:bCs/>
+        </w:rPr>
+        <w:t xml:space="preserve">Respuesta de menor riesgo: </w:t>
+      </w:r>
+      <w:r>
+        <w:t xml:space="preserve">Nada probable (valor 0)</w:t>
+      </w:r>
+    </w:p>
+    <w:p>
+      <w:pPr>
+        <w:spacing w:after="90"/>
+      </w:pPr>
+      <w:r>
+        <w:rPr>
+          <w:b/>
+          <w:bCs/>
+        </w:rPr>
+        <w:t xml:space="preserve">Valor psicométrico (cómo se transforma la respuesta cruda): </w:t>
+      </w:r>
+      <w:r>
+        <w:t xml:space="preserve">Escala 0-3 según el orden de las opciones listado arriba; reactivo directo, sin inversión.</w:t>
+      </w:r>
+    </w:p>
+    <w:p>
+      <w:pPr>
+        <w:spacing w:after="90"/>
+      </w:pPr>
+      <w:r>
+        <w:rPr>
+          <w:b/>
+          <w:bCs/>
+        </w:rPr>
+        <w:t xml:space="preserve">Reactivos de contraste (par espejo): </w:t>
+      </w:r>
+      <w:r>
+        <w:t xml:space="preserve">R193 (par espejo 2 de la dimensión)</w:t>
+      </w:r>
+    </w:p>
+    <w:p>
+      <w:pPr>
+        <w:spacing w:after="100"/>
+      </w:pPr>
+    </w:p>
+    <w:p>
+      <w:pPr>
+        <w:pStyle w:val="Heading3"/>
+        <w:spacing w:after="100" w:before="200"/>
+      </w:pPr>
+      <w:r>
+        <w:t xml:space="preserve">R195 — Percepción de terceros — indicador 3 (Indiferencia declarada ante el impacto negativo de las propias decisio…)</w:t>
+      </w:r>
+    </w:p>
+    <w:p>
+      <w:pPr>
+        <w:spacing w:after="90"/>
+      </w:pPr>
+      <w:r>
+        <w:rPr>
+          <w:b/>
+          <w:bCs/>
+        </w:rPr>
+        <w:t xml:space="preserve">Tipo de reactivo: </w:t>
+      </w:r>
+      <w:r>
+        <w:t xml:space="preserve">2-Percepción de terceros</w:t>
+      </w:r>
+    </w:p>
+    <w:p>
+      <w:pPr>
+        <w:spacing w:after="90"/>
+      </w:pPr>
+      <w:r>
+        <w:rPr>
+          <w:b/>
+          <w:bCs/>
+        </w:rPr>
+        <w:t xml:space="preserve">Indicador conductual (Fase 1): </w:t>
+      </w:r>
+      <w:r>
         <w:t xml:space="preserve">Indiferencia declarada ante el impacto negativo de las propias decisiones sobre otros.</w:t>
       </w:r>
     </w:p>
@@ -495,7 +895,7 @@
         <w:t xml:space="preserve">Pregunta completa (variante base): </w:t>
       </w:r>
       <w:r>
-        <w:t xml:space="preserve">Imagina que una decisión te conviene mucho a ti, pero le genera un costo importante a otra persona que no tiene forma de evitarlo. ¿Qué tan probable es que tomes esa decisión sin considerar demasiado ese costo para el otro?</w:t>
+        <w:t xml:space="preserve">En tu experiencia, ¿qué tan frecuente dirías que es que las personas de tu entorno tomen decisiones que benefician sus intereses sin importarles el costo que eso tiene para otros?</w:t>
       </w:r>
     </w:p>
     <w:p>
@@ -516,34 +916,43 @@
         <w:ind w:left="200"/>
       </w:pPr>
       <w:r>
-        <w:t xml:space="preserve">Variante 1 (base): Imagina que una decisión te conviene mucho a ti, pero le genera un costo importante a otra persona que no tiene forma de evitarlo. ¿Qué tan probable es que tomes esa decisión sin considerar demasiado ese costo para el otro?</w:t>
-      </w:r>
-    </w:p>
-    <w:p>
-      <w:pPr>
-        <w:spacing w:after="60"/>
-        <w:ind w:left="200"/>
-      </w:pPr>
-      <w:r>
-        <w:t xml:space="preserve">Variante 2: Imagina que un compañero te pide un favor pequeño que te cuesta poco esfuerzo pero no te trae ningún beneficio directo. ¿Qué tan probable es que le digas que no?</w:t>
-      </w:r>
-    </w:p>
-    <w:p>
-      <w:pPr>
-        <w:spacing w:after="60"/>
-        <w:ind w:left="200"/>
-      </w:pPr>
-      <w:r>
-        <w:t xml:space="preserve">Variante 3: Imagina que una decisión te conviene mucho a ti pero le genera un costo importante a alguien que no puede evitarlo. ¿Qué tan probable es que la tomes sin pensarlo demasiado?</w:t>
-      </w:r>
-    </w:p>
-    <w:p>
-      <w:pPr>
-        <w:spacing w:after="60"/>
-        <w:ind w:left="200"/>
-      </w:pPr>
-      <w:r>
-        <w:t xml:space="preserve">Variante 4: Imagina que tienes información que ayudaría a un compañero pero que, si la compartes, tú dejas de destacar tanto. ¿Qué tan probable es que decidas no compartirla?</w:t>
+        <w:t xml:space="preserve">Variante 1 (base): En tu experiencia, ¿qué tan frecuente dirías que es que las personas de tu entorno tomen decisiones que benefician sus intereses sin importarles el costo que eso tiene para otros?</w:t>
+      </w:r>
+    </w:p>
+    <w:p>
+      <w:pPr>
+        <w:spacing w:after="60"/>
+        <w:ind w:left="200"/>
+      </w:pPr>
+      <w:r>
+        <w:t xml:space="preserve">Variante 2: Pensando en las personas de tu entorno laboral, ¿con qué frecuencia dirías que ocurre que las personas de tu entorno tomen decisiones que benefician sus intereses sin importarles el costo que eso tiene para otros?</w:t>
+      </w:r>
+    </w:p>
+    <w:p>
+      <w:pPr>
+        <w:spacing w:after="60"/>
+        <w:ind w:left="200"/>
+      </w:pPr>
+      <w:r>
+        <w:t xml:space="preserve">Variante 3: ¿Qué tan seguido dirías que observas que las personas de tu entorno tomen decisiones que benefician sus intereses sin importarles el costo que eso tiene para otros?</w:t>
+      </w:r>
+    </w:p>
+    <w:p>
+      <w:pPr>
+        <w:spacing w:after="60"/>
+        <w:ind w:left="200"/>
+      </w:pPr>
+      <w:r>
+        <w:t xml:space="preserve">Variante 4: Según lo que has visto, ¿qué tan común dirías que es que las personas de tu entorno tomen decisiones que benefician sus intereses sin importarles el costo que eso tiene para otros?</w:t>
+      </w:r>
+    </w:p>
+    <w:p>
+      <w:pPr>
+        <w:spacing w:after="60"/>
+        <w:ind w:left="200"/>
+      </w:pPr>
+      <w:r>
+        <w:t xml:space="preserve">Variante 5: En tu entorno, ¿qué tan frecuentemente dirías que sucede que las personas de tu entorno tomen decisiones que benefician sus intereses sin importarles el costo que eso tiene para otros?</w:t>
       </w:r>
     </w:p>
     <w:p>
@@ -558,6 +967,770 @@
         <w:t xml:space="preserve">Opciones de respuesta y valor de cada una: </w:t>
       </w:r>
       <w:r>
+        <w:t xml:space="preserve">Nunca o muy raro (0) / Ocasionalmente (1) / Con cierta frecuencia (2) / Muy frecuentemente (3)</w:t>
+      </w:r>
+    </w:p>
+    <w:p>
+      <w:pPr>
+        <w:spacing w:after="90"/>
+      </w:pPr>
+      <w:r>
+        <w:rPr>
+          <w:b/>
+          <w:bCs/>
+        </w:rPr>
+        <w:t xml:space="preserve">Dirección: </w:t>
+      </w:r>
+      <w:r>
+        <w:t xml:space="preserve">Directo</w:t>
+      </w:r>
+    </w:p>
+    <w:p>
+      <w:pPr>
+        <w:spacing w:after="90"/>
+      </w:pPr>
+      <w:r>
+        <w:rPr>
+          <w:b/>
+          <w:bCs/>
+        </w:rPr>
+        <w:t xml:space="preserve">Respuesta de menor riesgo: </w:t>
+      </w:r>
+      <w:r>
+        <w:t xml:space="preserve">Nunca o muy raro (valor 0)</w:t>
+      </w:r>
+    </w:p>
+    <w:p>
+      <w:pPr>
+        <w:spacing w:after="90"/>
+      </w:pPr>
+      <w:r>
+        <w:rPr>
+          <w:b/>
+          <w:bCs/>
+        </w:rPr>
+        <w:t xml:space="preserve">Valor psicométrico (cómo se transforma la respuesta cruda): </w:t>
+      </w:r>
+      <w:r>
+        <w:t xml:space="preserve">Escala 0-3 según el orden de las opciones listado arriba; reactivo directo, sin inversión.</w:t>
+      </w:r>
+    </w:p>
+    <w:p>
+      <w:pPr>
+        <w:spacing w:after="90"/>
+      </w:pPr>
+      <w:r>
+        <w:rPr>
+          <w:b/>
+          <w:bCs/>
+        </w:rPr>
+        <w:t xml:space="preserve">Reactivos de contraste (par espejo): </w:t>
+      </w:r>
+      <w:r>
+        <w:t xml:space="preserve">R196 (par espejo 3 de la dimensión)</w:t>
+      </w:r>
+    </w:p>
+    <w:p>
+      <w:pPr>
+        <w:spacing w:after="100"/>
+      </w:pPr>
+    </w:p>
+    <w:p>
+      <w:pPr>
+        <w:pStyle w:val="Heading3"/>
+        <w:spacing w:after="100" w:before="200"/>
+      </w:pPr>
+      <w:r>
+        <w:t xml:space="preserve">R196 — Opinión/Actitud — indicador 3 (Indiferencia declarada ante el impacto negativo de las propias decisio…)</w:t>
+      </w:r>
+    </w:p>
+    <w:p>
+      <w:pPr>
+        <w:spacing w:after="90"/>
+      </w:pPr>
+      <w:r>
+        <w:rPr>
+          <w:b/>
+          <w:bCs/>
+        </w:rPr>
+        <w:t xml:space="preserve">Tipo de reactivo: </w:t>
+      </w:r>
+      <w:r>
+        <w:t xml:space="preserve">1-Opinión/Actitud</w:t>
+      </w:r>
+    </w:p>
+    <w:p>
+      <w:pPr>
+        <w:spacing w:after="90"/>
+      </w:pPr>
+      <w:r>
+        <w:rPr>
+          <w:b/>
+          <w:bCs/>
+        </w:rPr>
+        <w:t xml:space="preserve">Indicador conductual (Fase 1): </w:t>
+      </w:r>
+      <w:r>
+        <w:t xml:space="preserve">Indiferencia declarada ante el impacto negativo de las propias decisiones sobre otros.</w:t>
+      </w:r>
+    </w:p>
+    <w:p>
+      <w:pPr>
+        <w:spacing w:after="90"/>
+      </w:pPr>
+      <w:r>
+        <w:rPr>
+          <w:b/>
+          <w:bCs/>
+        </w:rPr>
+        <w:t xml:space="preserve">Pregunta completa (variante base): </w:t>
+      </w:r>
+      <w:r>
+        <w:t xml:space="preserve">¿Qué tan de acuerdo estás con la siguiente idea: "No es necesario preocuparse mucho por cómo afectan a otros las decisiones propias, mientras a uno le convengan"?</w:t>
+      </w:r>
+    </w:p>
+    <w:p>
+      <w:pPr>
+        <w:spacing w:after="60"/>
+      </w:pPr>
+      <w:r>
+        <w:rPr>
+          <w:b/>
+          <w:bCs/>
+        </w:rPr>
+        <w:t xml:space="preserve">Variantes de redacción (se muestra 1 al azar por aplicación):</w:t>
+      </w:r>
+    </w:p>
+    <w:p>
+      <w:pPr>
+        <w:spacing w:after="60"/>
+        <w:ind w:left="200"/>
+      </w:pPr>
+      <w:r>
+        <w:t xml:space="preserve">Variante 1 (base): ¿Qué tan de acuerdo estás con la siguiente idea: "No es necesario preocuparse mucho por cómo afectan a otros las decisiones propias, mientras a uno le convengan"?</w:t>
+      </w:r>
+    </w:p>
+    <w:p>
+      <w:pPr>
+        <w:spacing w:after="60"/>
+        <w:ind w:left="200"/>
+      </w:pPr>
+      <w:r>
+        <w:t xml:space="preserve">Variante 2: En términos generales, ¿qué tan de acuerdo o en desacuerdo estás con esta afirmación: "No es necesario preocuparse mucho por cómo afectan a otros las decisiones propias, mientras a uno le convengan"?</w:t>
+      </w:r>
+    </w:p>
+    <w:p>
+      <w:pPr>
+        <w:spacing w:after="60"/>
+        <w:ind w:left="200"/>
+      </w:pPr>
+      <w:r>
+        <w:t xml:space="preserve">Variante 3: Lee la siguiente frase e indica tu nivel de acuerdo: "No es necesario preocuparse mucho por cómo afectan a otros las decisiones propias, mientras a uno le convengan".</w:t>
+      </w:r>
+    </w:p>
+    <w:p>
+      <w:pPr>
+        <w:spacing w:after="60"/>
+        <w:ind w:left="200"/>
+      </w:pPr>
+      <w:r>
+        <w:t xml:space="preserve">Variante 4: ¿Hasta qué punto compartes esta forma de pensar: "No es necesario preocuparse mucho por cómo afectan a otros las decisiones propias, mientras a uno le convengan"?</w:t>
+      </w:r>
+    </w:p>
+    <w:p>
+      <w:pPr>
+        <w:spacing w:after="60"/>
+        <w:ind w:left="200"/>
+      </w:pPr>
+      <w:r>
+        <w:t xml:space="preserve">Variante 5: Marca qué tan de acuerdo estás con la siguiente idea: "No es necesario preocuparse mucho por cómo afectan a otros las decisiones propias, mientras a uno le convengan".</w:t>
+      </w:r>
+    </w:p>
+    <w:p>
+      <w:pPr>
+        <w:spacing w:after="90"/>
+      </w:pPr>
+      <w:r>
+        <w:rPr>
+          <w:b/>
+          <w:bCs/>
+        </w:rPr>
+        <w:t xml:space="preserve">Opciones de respuesta y valor de cada una: </w:t>
+      </w:r>
+      <w:r>
+        <w:t xml:space="preserve">Totalmente en desacuerdo (0) / En desacuerdo (1) / Algo de acuerdo (2) / De acuerdo (3) / Totalmente de acuerdo (4)</w:t>
+      </w:r>
+    </w:p>
+    <w:p>
+      <w:pPr>
+        <w:spacing w:after="90"/>
+      </w:pPr>
+      <w:r>
+        <w:rPr>
+          <w:b/>
+          <w:bCs/>
+        </w:rPr>
+        <w:t xml:space="preserve">Dirección: </w:t>
+      </w:r>
+      <w:r>
+        <w:t xml:space="preserve">Directo</w:t>
+      </w:r>
+    </w:p>
+    <w:p>
+      <w:pPr>
+        <w:spacing w:after="90"/>
+      </w:pPr>
+      <w:r>
+        <w:rPr>
+          <w:b/>
+          <w:bCs/>
+        </w:rPr>
+        <w:t xml:space="preserve">Respuesta de menor riesgo: </w:t>
+      </w:r>
+      <w:r>
+        <w:t xml:space="preserve">Totalmente en desacuerdo (valor 0)</w:t>
+      </w:r>
+    </w:p>
+    <w:p>
+      <w:pPr>
+        <w:spacing w:after="90"/>
+      </w:pPr>
+      <w:r>
+        <w:rPr>
+          <w:b/>
+          <w:bCs/>
+        </w:rPr>
+        <w:t xml:space="preserve">Valor psicométrico (cómo se transforma la respuesta cruda): </w:t>
+      </w:r>
+      <w:r>
+        <w:t xml:space="preserve">Escala 0-4 según el orden de las opciones listado arriba; reactivo directo, sin inversión.</w:t>
+      </w:r>
+    </w:p>
+    <w:p>
+      <w:pPr>
+        <w:spacing w:after="90"/>
+      </w:pPr>
+      <w:r>
+        <w:rPr>
+          <w:b/>
+          <w:bCs/>
+        </w:rPr>
+        <w:t xml:space="preserve">Reactivos de contraste (par espejo): </w:t>
+      </w:r>
+      <w:r>
+        <w:t xml:space="preserve">R195 (par espejo 3 de la dimensión)</w:t>
+      </w:r>
+    </w:p>
+    <w:p>
+      <w:pPr>
+        <w:spacing w:after="100"/>
+      </w:pPr>
+    </w:p>
+    <w:p>
+      <w:pPr>
+        <w:pStyle w:val="Heading3"/>
+        <w:spacing w:after="100" w:before="200"/>
+      </w:pPr>
+      <w:r>
+        <w:t xml:space="preserve">R197 — Involucramiento pasado — indicador 4 (Justificación de decisiones egoístas como parte de "la naturaleza huma…)</w:t>
+      </w:r>
+    </w:p>
+    <w:p>
+      <w:pPr>
+        <w:spacing w:after="90"/>
+      </w:pPr>
+      <w:r>
+        <w:rPr>
+          <w:b/>
+          <w:bCs/>
+        </w:rPr>
+        <w:t xml:space="preserve">Tipo de reactivo: </w:t>
+      </w:r>
+      <w:r>
+        <w:t xml:space="preserve">3-Involucramiento pasado</w:t>
+      </w:r>
+    </w:p>
+    <w:p>
+      <w:pPr>
+        <w:spacing w:after="90"/>
+      </w:pPr>
+      <w:r>
+        <w:rPr>
+          <w:b/>
+          <w:bCs/>
+        </w:rPr>
+        <w:t xml:space="preserve">Indicador conductual (Fase 1): </w:t>
+      </w:r>
+      <w:r>
+        <w:t xml:space="preserve">Justificación de decisiones egoístas como parte de "la naturaleza humana".</w:t>
+      </w:r>
+    </w:p>
+    <w:p>
+      <w:pPr>
+        <w:spacing w:after="90"/>
+      </w:pPr>
+      <w:r>
+        <w:rPr>
+          <w:b/>
+          <w:bCs/>
+        </w:rPr>
+        <w:t xml:space="preserve">Pregunta completa (variante base): </w:t>
+      </w:r>
+      <w:r>
+        <w:t xml:space="preserve">En tu último año de actividad laboral, ¿cuántas veces justificaste una decisión egoísta diciendo que así es la naturaleza humana y que todos harían lo mismo?</w:t>
+      </w:r>
+    </w:p>
+    <w:p>
+      <w:pPr>
+        <w:spacing w:after="60"/>
+      </w:pPr>
+      <w:r>
+        <w:rPr>
+          <w:b/>
+          <w:bCs/>
+        </w:rPr>
+        <w:t xml:space="preserve">Variantes de redacción (se muestra 1 al azar por aplicación):</w:t>
+      </w:r>
+    </w:p>
+    <w:p>
+      <w:pPr>
+        <w:spacing w:after="60"/>
+        <w:ind w:left="200"/>
+      </w:pPr>
+      <w:r>
+        <w:t xml:space="preserve">Variante 1 (base): En tu último año de actividad laboral, ¿cuántas veces justificaste una decisión egoísta diciendo que así es la naturaleza humana y que todos harían lo mismo?</w:t>
+      </w:r>
+    </w:p>
+    <w:p>
+      <w:pPr>
+        <w:spacing w:after="60"/>
+        <w:ind w:left="200"/>
+      </w:pPr>
+      <w:r>
+        <w:t xml:space="preserve">Variante 2: Pensando en los últimos 12 meses, ¿cuántas veces justificaste una decisión egoísta diciendo que así es la naturaleza humana y que todos harían lo mismo?</w:t>
+      </w:r>
+    </w:p>
+    <w:p>
+      <w:pPr>
+        <w:spacing w:after="60"/>
+        <w:ind w:left="200"/>
+      </w:pPr>
+      <w:r>
+        <w:t xml:space="preserve">Variante 3: ¿Con qué frecuencia, en tu historial reciente, justificaste una decisión egoísta diciendo que así es la naturaleza humana y que todos harían lo mismo?</w:t>
+      </w:r>
+    </w:p>
+    <w:p>
+      <w:pPr>
+        <w:spacing w:after="60"/>
+        <w:ind w:left="200"/>
+      </w:pPr>
+      <w:r>
+        <w:t xml:space="preserve">Variante 4: En el último año, ¿cuántas veces te ha ocurrido que justificaste una decisión egoísta diciendo que así es la naturaleza humana y que todos harían lo mismo?</w:t>
+      </w:r>
+    </w:p>
+    <w:p>
+      <w:pPr>
+        <w:spacing w:after="60"/>
+        <w:ind w:left="200"/>
+      </w:pPr>
+      <w:r>
+        <w:t xml:space="preserve">Variante 5: Durante el último año, ¿cuántas veces justificaste una decisión egoísta diciendo que así es la naturaleza humana y que todos harían lo mismo?</w:t>
+      </w:r>
+    </w:p>
+    <w:p>
+      <w:pPr>
+        <w:spacing w:after="90"/>
+      </w:pPr>
+      <w:r>
+        <w:rPr>
+          <w:b/>
+          <w:bCs/>
+        </w:rPr>
+        <w:t xml:space="preserve">Opciones de respuesta y valor de cada una: </w:t>
+      </w:r>
+      <w:r>
+        <w:t xml:space="preserve">Ninguna vez (0) / Una vez (1) / Pocas veces (2) / Varias veces (3) / Muchas veces o de forma habitual (4)</w:t>
+      </w:r>
+    </w:p>
+    <w:p>
+      <w:pPr>
+        <w:spacing w:after="90"/>
+      </w:pPr>
+      <w:r>
+        <w:rPr>
+          <w:b/>
+          <w:bCs/>
+        </w:rPr>
+        <w:t xml:space="preserve">Dirección: </w:t>
+      </w:r>
+      <w:r>
+        <w:t xml:space="preserve">Directo</w:t>
+      </w:r>
+    </w:p>
+    <w:p>
+      <w:pPr>
+        <w:spacing w:after="90"/>
+      </w:pPr>
+      <w:r>
+        <w:rPr>
+          <w:b/>
+          <w:bCs/>
+        </w:rPr>
+        <w:t xml:space="preserve">Respuesta de menor riesgo: </w:t>
+      </w:r>
+      <w:r>
+        <w:t xml:space="preserve">Ninguna vez (valor 0)</w:t>
+      </w:r>
+    </w:p>
+    <w:p>
+      <w:pPr>
+        <w:spacing w:after="90"/>
+      </w:pPr>
+      <w:r>
+        <w:rPr>
+          <w:b/>
+          <w:bCs/>
+        </w:rPr>
+        <w:t xml:space="preserve">Valor psicométrico (cómo se transforma la respuesta cruda): </w:t>
+      </w:r>
+      <w:r>
+        <w:t xml:space="preserve">Escala 0-4 según el orden de las opciones listado arriba; reactivo directo, sin inversión.</w:t>
+      </w:r>
+    </w:p>
+    <w:p>
+      <w:pPr>
+        <w:spacing w:after="90"/>
+      </w:pPr>
+      <w:r>
+        <w:rPr>
+          <w:b/>
+          <w:bCs/>
+        </w:rPr>
+        <w:t xml:space="preserve">Reactivos de contraste (par espejo): </w:t>
+      </w:r>
+      <w:r>
+        <w:t xml:space="preserve">R198 (par espejo 4 de la dimensión)</w:t>
+      </w:r>
+    </w:p>
+    <w:p>
+      <w:pPr>
+        <w:spacing w:after="100"/>
+      </w:pPr>
+    </w:p>
+    <w:p>
+      <w:pPr>
+        <w:pStyle w:val="Heading3"/>
+        <w:spacing w:after="100" w:before="200"/>
+      </w:pPr>
+      <w:r>
+        <w:t xml:space="preserve">R198 — Intención futura — indicador 4 (Justificación de decisiones egoístas como parte de "la naturaleza huma…)</w:t>
+      </w:r>
+    </w:p>
+    <w:p>
+      <w:pPr>
+        <w:spacing w:after="90"/>
+      </w:pPr>
+      <w:r>
+        <w:rPr>
+          <w:b/>
+          <w:bCs/>
+        </w:rPr>
+        <w:t xml:space="preserve">Tipo de reactivo: </w:t>
+      </w:r>
+      <w:r>
+        <w:t xml:space="preserve">6-Intención futura</w:t>
+      </w:r>
+    </w:p>
+    <w:p>
+      <w:pPr>
+        <w:spacing w:after="90"/>
+      </w:pPr>
+      <w:r>
+        <w:rPr>
+          <w:b/>
+          <w:bCs/>
+        </w:rPr>
+        <w:t xml:space="preserve">Indicador conductual (Fase 1): </w:t>
+      </w:r>
+      <w:r>
+        <w:t xml:space="preserve">Justificación de decisiones egoístas como parte de "la naturaleza humana".</w:t>
+      </w:r>
+    </w:p>
+    <w:p>
+      <w:pPr>
+        <w:spacing w:after="90"/>
+      </w:pPr>
+      <w:r>
+        <w:rPr>
+          <w:b/>
+          <w:bCs/>
+        </w:rPr>
+        <w:t xml:space="preserve">Pregunta completa (variante base): </w:t>
+      </w:r>
+      <w:r>
+        <w:t xml:space="preserve">Si una decisión te conviniera mucho a ti pero le generara un costo importante a otra persona, ¿qué tan de acuerdo estás con que considerarías seriamente ese costo para el otro antes de decidir?</w:t>
+      </w:r>
+    </w:p>
+    <w:p>
+      <w:pPr>
+        <w:spacing w:after="60"/>
+      </w:pPr>
+      <w:r>
+        <w:rPr>
+          <w:b/>
+          <w:bCs/>
+        </w:rPr>
+        <w:t xml:space="preserve">Variantes de redacción (se muestra 1 al azar por aplicación):</w:t>
+      </w:r>
+    </w:p>
+    <w:p>
+      <w:pPr>
+        <w:spacing w:after="60"/>
+        <w:ind w:left="200"/>
+      </w:pPr>
+      <w:r>
+        <w:t xml:space="preserve">Variante 1 (base): Si una decisión te conviniera mucho a ti pero le generara un costo importante a otra persona, ¿qué tan de acuerdo estás con que considerarías seriamente ese costo para el otro antes de decidir?</w:t>
+      </w:r>
+    </w:p>
+    <w:p>
+      <w:pPr>
+        <w:spacing w:after="60"/>
+        <w:ind w:left="200"/>
+      </w:pPr>
+      <w:r>
+        <w:t xml:space="preserve">Variante 2: Imagina que una decisión te conviniera mucho a ti pero le generara un costo importante a otra persona. ¿Qué tan de acuerdo estás con que considerarías seriamente ese costo para el otro antes de decidir?</w:t>
+      </w:r>
+    </w:p>
+    <w:p>
+      <w:pPr>
+        <w:spacing w:after="60"/>
+        <w:ind w:left="200"/>
+      </w:pPr>
+      <w:r>
+        <w:t xml:space="preserve">Variante 3: Ante esta situación: una decisión te conviniera mucho a ti pero le generara un costo importante a otra persona, ¿qué tan de acuerdo estás con que considerarías seriamente ese costo para el otro antes de decidir?</w:t>
+      </w:r>
+    </w:p>
+    <w:p>
+      <w:pPr>
+        <w:spacing w:after="60"/>
+        <w:ind w:left="200"/>
+      </w:pPr>
+      <w:r>
+        <w:t xml:space="preserve">Variante 4: Supón que una decisión te conviniera mucho a ti pero le generara un costo importante a otra persona. ¿Qué tan de acuerdo estás en que considerarías seriamente ese costo para el otro antes de decidir?</w:t>
+      </w:r>
+    </w:p>
+    <w:p>
+      <w:pPr>
+        <w:spacing w:after="60"/>
+        <w:ind w:left="200"/>
+      </w:pPr>
+      <w:r>
+        <w:t xml:space="preserve">Variante 5: Una decisión te conviniera mucho a ti pero le generara un costo importante a otra persona. ¿Qué tan de acuerdo estás con que considerarías seriamente ese costo para el otro antes de decidir?</w:t>
+      </w:r>
+    </w:p>
+    <w:p>
+      <w:pPr>
+        <w:spacing w:after="90"/>
+      </w:pPr>
+      <w:r>
+        <w:rPr>
+          <w:b/>
+          <w:bCs/>
+        </w:rPr>
+        <w:t xml:space="preserve">Opciones de respuesta y valor de cada una: </w:t>
+      </w:r>
+      <w:r>
+        <w:t xml:space="preserve">Totalmente en desacuerdo (0) / En desacuerdo (1) / Algo de acuerdo (2) / De acuerdo (3) / Totalmente de acuerdo (4)</w:t>
+      </w:r>
+    </w:p>
+    <w:p>
+      <w:pPr>
+        <w:spacing w:after="90"/>
+      </w:pPr>
+      <w:r>
+        <w:rPr>
+          <w:b/>
+          <w:bCs/>
+        </w:rPr>
+        <w:t xml:space="preserve">Dirección: </w:t>
+      </w:r>
+      <w:r>
+        <w:t xml:space="preserve">Inverso</w:t>
+      </w:r>
+    </w:p>
+    <w:p>
+      <w:pPr>
+        <w:spacing w:after="90"/>
+      </w:pPr>
+      <w:r>
+        <w:rPr>
+          <w:b/>
+          <w:bCs/>
+        </w:rPr>
+        <w:t xml:space="preserve">Respuesta de menor riesgo: </w:t>
+      </w:r>
+      <w:r>
+        <w:t xml:space="preserve">Totalmente de acuerdo (valor 4)</w:t>
+      </w:r>
+    </w:p>
+    <w:p>
+      <w:pPr>
+        <w:spacing w:after="90"/>
+      </w:pPr>
+      <w:r>
+        <w:rPr>
+          <w:b/>
+          <w:bCs/>
+        </w:rPr>
+        <w:t xml:space="preserve">Valor psicométrico (cómo se transforma la respuesta cruda): </w:t>
+      </w:r>
+      <w:r>
+        <w:t xml:space="preserve">Escala 0-4 según el orden de las opciones listado arriba; reactivo inverso: el valor de reactivo se calcula como 4 menos la respuesta cruda.</w:t>
+      </w:r>
+    </w:p>
+    <w:p>
+      <w:pPr>
+        <w:spacing w:after="90"/>
+      </w:pPr>
+      <w:r>
+        <w:rPr>
+          <w:b/>
+          <w:bCs/>
+        </w:rPr>
+        <w:t xml:space="preserve">Reactivos de contraste (par espejo): </w:t>
+      </w:r>
+      <w:r>
+        <w:t xml:space="preserve">R197 (par espejo 4 de la dimensión)</w:t>
+      </w:r>
+    </w:p>
+    <w:p>
+      <w:pPr>
+        <w:spacing w:after="100"/>
+      </w:pPr>
+    </w:p>
+    <w:p>
+      <w:pPr>
+        <w:pStyle w:val="Heading3"/>
+        <w:spacing w:after="100" w:before="200"/>
+      </w:pPr>
+      <w:r>
+        <w:t xml:space="preserve">R199 — Escenario/dilema — indicador 1 (Priorización sistemática del interés propio sobre el bienestar colecti…)</w:t>
+      </w:r>
+    </w:p>
+    <w:p>
+      <w:pPr>
+        <w:spacing w:after="90"/>
+      </w:pPr>
+      <w:r>
+        <w:rPr>
+          <w:b/>
+          <w:bCs/>
+        </w:rPr>
+        <w:t xml:space="preserve">Tipo de reactivo: </w:t>
+      </w:r>
+      <w:r>
+        <w:t xml:space="preserve">4-Escenario/dilema</w:t>
+      </w:r>
+    </w:p>
+    <w:p>
+      <w:pPr>
+        <w:spacing w:after="90"/>
+      </w:pPr>
+      <w:r>
+        <w:rPr>
+          <w:b/>
+          <w:bCs/>
+        </w:rPr>
+        <w:t xml:space="preserve">Indicador conductual (Fase 1): </w:t>
+      </w:r>
+      <w:r>
+        <w:t xml:space="preserve">Priorización sistemática del interés propio sobre el bienestar colectivo.</w:t>
+      </w:r>
+    </w:p>
+    <w:p>
+      <w:pPr>
+        <w:spacing w:after="90"/>
+      </w:pPr>
+      <w:r>
+        <w:rPr>
+          <w:b/>
+          <w:bCs/>
+        </w:rPr>
+        <w:t xml:space="preserve">Pregunta completa (variante base): </w:t>
+      </w:r>
+      <w:r>
+        <w:t xml:space="preserve">Imagina que tienes la oportunidad de obtener un beneficio propio que perjudica ligeramente al grupo al que perteneces. ¿Qué tan probable es que tomes ese beneficio sin pensarlo demasiado?</w:t>
+      </w:r>
+    </w:p>
+    <w:p>
+      <w:pPr>
+        <w:spacing w:after="60"/>
+      </w:pPr>
+      <w:r>
+        <w:rPr>
+          <w:b/>
+          <w:bCs/>
+        </w:rPr>
+        <w:t xml:space="preserve">Variantes de redacción (se muestra 1 al azar por aplicación):</w:t>
+      </w:r>
+    </w:p>
+    <w:p>
+      <w:pPr>
+        <w:spacing w:after="60"/>
+        <w:ind w:left="200"/>
+      </w:pPr>
+      <w:r>
+        <w:t xml:space="preserve">Variante 1 (base): Imagina que tienes la oportunidad de obtener un beneficio propio que perjudica ligeramente al grupo al que perteneces. ¿Qué tan probable es que tomes ese beneficio sin pensarlo demasiado?</w:t>
+      </w:r>
+    </w:p>
+    <w:p>
+      <w:pPr>
+        <w:spacing w:after="60"/>
+        <w:ind w:left="200"/>
+      </w:pPr>
+      <w:r>
+        <w:t xml:space="preserve">Variante 2: Supón que tienes la oportunidad de obtener un beneficio propio que perjudica ligeramente al grupo al que perteneces. ¿Qué tan probable es que tomes ese beneficio sin pensarlo demasiado?</w:t>
+      </w:r>
+    </w:p>
+    <w:p>
+      <w:pPr>
+        <w:spacing w:after="60"/>
+        <w:ind w:left="200"/>
+      </w:pPr>
+      <w:r>
+        <w:t xml:space="preserve">Variante 3: Piensa en la siguiente situación: tienes la oportunidad de obtener un beneficio propio que perjudica ligeramente al grupo al que perteneces. ¿Qué tan probable es que tomes ese beneficio sin pensarlo demasiado?</w:t>
+      </w:r>
+    </w:p>
+    <w:p>
+      <w:pPr>
+        <w:spacing w:after="60"/>
+        <w:ind w:left="200"/>
+      </w:pPr>
+      <w:r>
+        <w:t xml:space="preserve">Variante 4: Si te encontraras en esta situación: tienes la oportunidad de obtener un beneficio propio que perjudica ligeramente al grupo al que perteneces, ¿qué tan probable es que tomes ese beneficio sin pensarlo demasiado?</w:t>
+      </w:r>
+    </w:p>
+    <w:p>
+      <w:pPr>
+        <w:spacing w:after="60"/>
+        <w:ind w:left="200"/>
+      </w:pPr>
+      <w:r>
+        <w:t xml:space="preserve">Variante 5: Tienes la oportunidad de obtener un beneficio propio que perjudica ligeramente al grupo al que perteneces. ¿Qué tan probable dirías que es que tomes ese beneficio sin pensarlo demasiado?</w:t>
+      </w:r>
+    </w:p>
+    <w:p>
+      <w:pPr>
+        <w:spacing w:after="90"/>
+      </w:pPr>
+      <w:r>
+        <w:rPr>
+          <w:b/>
+          <w:bCs/>
+        </w:rPr>
+        <w:t xml:space="preserve">Opciones de respuesta y valor de cada una: </w:t>
+      </w:r>
+      <w:r>
         <w:t xml:space="preserve">Nada probable (0) / Poco probable (1) / Algo probable (2) / Muy probable (3)</w:t>
       </w:r>
     </w:p>
@@ -618,7 +1791,198 @@
         <w:t xml:space="preserve">Reactivos de contraste (par espejo): </w:t>
       </w:r>
       <w:r>
-        <w:t xml:space="preserve">No aplica (las dimensiones Contextuales no tienen par espejo obligatorio, Fase 2 Sección 6).</w:t>
+        <w:t xml:space="preserve">R200 (par espejo 5 de la dimensión)</w:t>
+      </w:r>
+    </w:p>
+    <w:p>
+      <w:pPr>
+        <w:spacing w:after="100"/>
+      </w:pPr>
+    </w:p>
+    <w:p>
+      <w:pPr>
+        <w:pStyle w:val="Heading3"/>
+        <w:spacing w:after="100" w:before="200"/>
+      </w:pPr>
+      <w:r>
+        <w:t xml:space="preserve">R200 — Percepción de terceros — indicador 1 (Priorización sistemática del interés propio sobre el bienestar colecti…)</w:t>
+      </w:r>
+    </w:p>
+    <w:p>
+      <w:pPr>
+        <w:spacing w:after="90"/>
+      </w:pPr>
+      <w:r>
+        <w:rPr>
+          <w:b/>
+          <w:bCs/>
+        </w:rPr>
+        <w:t xml:space="preserve">Tipo de reactivo: </w:t>
+      </w:r>
+      <w:r>
+        <w:t xml:space="preserve">2-Percepción de terceros</w:t>
+      </w:r>
+    </w:p>
+    <w:p>
+      <w:pPr>
+        <w:spacing w:after="90"/>
+      </w:pPr>
+      <w:r>
+        <w:rPr>
+          <w:b/>
+          <w:bCs/>
+        </w:rPr>
+        <w:t xml:space="preserve">Indicador conductual (Fase 1): </w:t>
+      </w:r>
+      <w:r>
+        <w:t xml:space="preserve">Priorización sistemática del interés propio sobre el bienestar colectivo.</w:t>
+      </w:r>
+    </w:p>
+    <w:p>
+      <w:pPr>
+        <w:spacing w:after="90"/>
+      </w:pPr>
+      <w:r>
+        <w:rPr>
+          <w:b/>
+          <w:bCs/>
+        </w:rPr>
+        <w:t xml:space="preserve">Pregunta completa (variante base): </w:t>
+      </w:r>
+      <w:r>
+        <w:t xml:space="preserve">En tu experiencia, ¿qué tan frecuente dirías que es que las personas de tu entorno prioricen su propio interés por encima del bienestar del grupo?</w:t>
+      </w:r>
+    </w:p>
+    <w:p>
+      <w:pPr>
+        <w:spacing w:after="60"/>
+      </w:pPr>
+      <w:r>
+        <w:rPr>
+          <w:b/>
+          <w:bCs/>
+        </w:rPr>
+        <w:t xml:space="preserve">Variantes de redacción (se muestra 1 al azar por aplicación):</w:t>
+      </w:r>
+    </w:p>
+    <w:p>
+      <w:pPr>
+        <w:spacing w:after="60"/>
+        <w:ind w:left="200"/>
+      </w:pPr>
+      <w:r>
+        <w:t xml:space="preserve">Variante 1 (base): En tu experiencia, ¿qué tan frecuente dirías que es que las personas de tu entorno prioricen su propio interés por encima del bienestar del grupo?</w:t>
+      </w:r>
+    </w:p>
+    <w:p>
+      <w:pPr>
+        <w:spacing w:after="60"/>
+        <w:ind w:left="200"/>
+      </w:pPr>
+      <w:r>
+        <w:t xml:space="preserve">Variante 2: Pensando en las personas de tu entorno laboral, ¿con qué frecuencia dirías que ocurre que las personas de tu entorno prioricen su propio interés por encima del bienestar del grupo?</w:t>
+      </w:r>
+    </w:p>
+    <w:p>
+      <w:pPr>
+        <w:spacing w:after="60"/>
+        <w:ind w:left="200"/>
+      </w:pPr>
+      <w:r>
+        <w:t xml:space="preserve">Variante 3: ¿Qué tan seguido dirías que observas que las personas de tu entorno prioricen su propio interés por encima del bienestar del grupo?</w:t>
+      </w:r>
+    </w:p>
+    <w:p>
+      <w:pPr>
+        <w:spacing w:after="60"/>
+        <w:ind w:left="200"/>
+      </w:pPr>
+      <w:r>
+        <w:t xml:space="preserve">Variante 4: Según lo que has visto, ¿qué tan común dirías que es que las personas de tu entorno prioricen su propio interés por encima del bienestar del grupo?</w:t>
+      </w:r>
+    </w:p>
+    <w:p>
+      <w:pPr>
+        <w:spacing w:after="60"/>
+        <w:ind w:left="200"/>
+      </w:pPr>
+      <w:r>
+        <w:t xml:space="preserve">Variante 5: En tu entorno, ¿qué tan frecuentemente dirías que sucede que las personas de tu entorno prioricen su propio interés por encima del bienestar del grupo?</w:t>
+      </w:r>
+    </w:p>
+    <w:p>
+      <w:pPr>
+        <w:spacing w:after="90"/>
+      </w:pPr>
+      <w:r>
+        <w:rPr>
+          <w:b/>
+          <w:bCs/>
+        </w:rPr>
+        <w:t xml:space="preserve">Opciones de respuesta y valor de cada una: </w:t>
+      </w:r>
+      <w:r>
+        <w:t xml:space="preserve">Nunca o muy raro (0) / Ocasionalmente (1) / Con cierta frecuencia (2) / Muy frecuentemente (3)</w:t>
+      </w:r>
+    </w:p>
+    <w:p>
+      <w:pPr>
+        <w:spacing w:after="90"/>
+      </w:pPr>
+      <w:r>
+        <w:rPr>
+          <w:b/>
+          <w:bCs/>
+        </w:rPr>
+        <w:t xml:space="preserve">Dirección: </w:t>
+      </w:r>
+      <w:r>
+        <w:t xml:space="preserve">Directo</w:t>
+      </w:r>
+    </w:p>
+    <w:p>
+      <w:pPr>
+        <w:spacing w:after="90"/>
+      </w:pPr>
+      <w:r>
+        <w:rPr>
+          <w:b/>
+          <w:bCs/>
+        </w:rPr>
+        <w:t xml:space="preserve">Respuesta de menor riesgo: </w:t>
+      </w:r>
+      <w:r>
+        <w:t xml:space="preserve">Nunca o muy raro (valor 0)</w:t>
+      </w:r>
+    </w:p>
+    <w:p>
+      <w:pPr>
+        <w:spacing w:after="90"/>
+      </w:pPr>
+      <w:r>
+        <w:rPr>
+          <w:b/>
+          <w:bCs/>
+        </w:rPr>
+        <w:t xml:space="preserve">Valor psicométrico (cómo se transforma la respuesta cruda): </w:t>
+      </w:r>
+      <w:r>
+        <w:t xml:space="preserve">Escala 0-3 según el orden de las opciones listado arriba; reactivo directo, sin inversión.</w:t>
+      </w:r>
+    </w:p>
+    <w:p>
+      <w:pPr>
+        <w:spacing w:after="90"/>
+      </w:pPr>
+      <w:r>
+        <w:rPr>
+          <w:b/>
+          <w:bCs/>
+        </w:rPr>
+        <w:t xml:space="preserve">Reactivos de contraste (par espejo): </w:t>
+      </w:r>
+      <w:r>
+        <w:t xml:space="preserve">R199 (par espejo 5 de la dimensión)</w:t>
       </w:r>
     </w:p>
     <w:p>
